--- a/ai_strategy/PECH_OPEN_SOURCE_PLATFORM_STACK.docx
+++ b/ai_strategy/PECH_OPEN_SOURCE_PLATFORM_STACK.docx
@@ -9624,7 +9624,14 @@
     </w:p>
     <w:bookmarkEnd w:id="126"/>
     <w:bookmarkEnd w:id="127"/>
-    <w:sectPr/>
+    <w:sectPr>
+      <w:pgBorders w:offsetFrom="page">
+        <w:top w:val="single" w:sz="18" w:space="24" w:color="00BFFF"/>
+        <w:left w:val="single" w:sz="18" w:space="24" w:color="0099CC"/>
+        <w:bottom w:val="single" w:sz="18" w:space="24" w:color="F5A623"/>
+        <w:right w:val="single" w:sz="18" w:space="24" w:color="E08A00"/>
+      </w:pgBorders>
+    </w:sectPr>
   </w:body>
 </w:document>
 </file>

--- a/ai_strategy/PECH_OPEN_SOURCE_PLATFORM_STACK.docx
+++ b/ai_strategy/PECH_OPEN_SOURCE_PLATFORM_STACK.docx
@@ -58,71 +58,34 @@
         <w:spacing w:after="0"/>
       </w:pPr>
     </w:p>
-    <w:bookmarkStart w:id="127" w:name="pech-group-holdings-ltd"/>
-    <w:p>
-      <w:pPr>
-        <w:pStyle w:val="Heading1"/>
-        <w:rPr>
-          <w:color w:val="0099CC"/>
-        </w:rPr>
-        <w:pBdr>
-          <w:bottom w:val="single" w:sz="18" w:space="2" w:color="F5A623"/>
-        </w:pBdr>
-      </w:pPr>
-      <w:r>
-        <w:rPr>
-          <w:b/>
-          <w:color w:val="0099CC"/>
-          <w:sz w:val="44"/>
-        </w:rPr>
-        <w:t xml:space="preserve">PECH GROUP HOLDINGS LTD</w:t>
-      </w:r>
-    </w:p>
-    <w:bookmarkStart w:id="22" w:name="X7212c2c534204d219f6a20701103308a723bb86"/>
-    <w:p>
-      <w:pPr>
-        <w:pBdr>
-          <w:top w:val="single" w:sz="18" w:space="1" w:color="F5A623"/>
-          <w:bottom w:val="single" w:sz="6" w:space="1" w:color="0099CC"/>
-        </w:pBdr>
-        <w:spacing w:before="200" w:after="200"/>
-      </w:pPr>
-    </w:p>
-    <w:p>
-      <w:pPr>
-        <w:pStyle w:val="Heading2"/>
-        <w:rPr>
-          <w:color w:val="0099CC"/>
-        </w:rPr>
-        <w:pBdr>
-          <w:bottom w:val="single" w:sz="6" w:space="2" w:color="00BFFF"/>
-        </w:pBdr>
-      </w:pPr>
-      <w:r>
-        <w:rPr>
-          <w:b/>
-          <w:color w:val="0099CC"/>
-          <w:sz w:val="32"/>
-        </w:rPr>
+    <w:p>
+      <w:pPr>
+        <w:pStyle w:val="FirstParagraph"/>
+      </w:pPr>
+      <w:r>
+        <w:t xml:space="preserve">🏗️</w:t>
+      </w:r>
+    </w:p>
+    <w:p>
+      <w:pPr>
+        <w:pStyle w:val="BodyText"/>
+      </w:pPr>
+      <w:r>
         <w:t xml:space="preserve">Open-Source Platform Stack — Complete Reference</w:t>
       </w:r>
     </w:p>
-    <w:bookmarkStart w:id="21" w:name="confidential"/>
-    <w:p>
-      <w:pPr>
-        <w:pStyle w:val="Heading3"/>
-        <w:rPr>
-          <w:color w:val="E08A00"/>
-        </w:rPr>
-      </w:pPr>
-      <w:r>
-        <w:rPr>
-          <w:b/>
-          <w:color w:val="E08A00"/>
-          <w:sz w:val="26"/>
-        </w:rPr>
-        <w:t xml:space="preserve">CONFIDENTIAL</w:t>
-      </w:r>
+    <w:p>
+      <w:pPr>
+        <w:pStyle w:val="BodyText"/>
+      </w:pPr>
+      <w:r>
+        <w:t xml:space="preserve"> </w:t>
+      </w:r>
+    </w:p>
+    <w:p>
+      <w:pPr>
+        <w:pStyle w:val="BodyText"/>
+      </w:pPr>
     </w:p>
     <w:p>
       <w:r>
@@ -131,138 +94,7 @@
         </w:pict>
       </w:r>
     </w:p>
-    <w:p>
-      <w:pPr>
-        <w:pStyle w:val="FirstParagraph"/>
-      </w:pPr>
-      <w:r>
-        <w:rPr>
-          <w:bCs/>
-          <w:b/>
-        </w:rPr>
-        <w:t xml:space="preserve">PECH Group Holdings Ltd</w:t>
-      </w:r>
-      <w:r>
-        <w:t xml:space="preserve"> </w:t>
-      </w:r>
-      <w:r>
-        <w:t xml:space="preserve">Lagos, Nigeria | Website:</w:t>
-      </w:r>
-      <w:r>
-        <w:t xml:space="preserve"> </w:t>
-      </w:r>
-      <w:hyperlink r:id="rId20">
-        <w:r>
-          <w:rPr>
-            <w:rStyle w:val="Hyperlink"/>
-          </w:rPr>
-          <w:t xml:space="preserve">pechgroupholdings.tech</w:t>
-        </w:r>
-      </w:hyperlink>
-    </w:p>
-    <w:p>
-      <w:r>
-        <w:pict>
-          <v:rect style="width:0;height:1.5pt" o:hralign="center" o:hrstd="t" o:hr="t"/>
-        </w:pict>
-      </w:r>
-    </w:p>
-    <w:p>
-      <w:pPr>
-        <w:pStyle w:val="BlockText"/>
-        <w:pBdr>
-          <w:left w:val="single" w:sz="24" w:space="6" w:color="F5A623"/>
-        </w:pBdr>
-        <w:shd w:fill="FFF8E1" w:val="clear"/>
-      </w:pPr>
-      <w:r>
-        <w:rPr>
-          <w:bCs/>
-          <w:b/>
-        </w:rPr>
-        <w:t xml:space="preserve">Document Reference:</w:t>
-      </w:r>
-      <w:r>
-        <w:t xml:space="preserve"> </w:t>
-      </w:r>
-      <w:r>
-        <w:t xml:space="preserve">PECH-AI-PLATFORMS-2026-001</w:t>
-      </w:r>
-      <w:r>
-        <w:t xml:space="preserve"> </w:t>
-      </w:r>
-      <w:r>
-        <w:rPr>
-          <w:bCs/>
-          <w:b/>
-        </w:rPr>
-        <w:t xml:space="preserve">Version:</w:t>
-      </w:r>
-      <w:r>
-        <w:t xml:space="preserve"> </w:t>
-      </w:r>
-      <w:r>
-        <w:t xml:space="preserve">1.0</w:t>
-      </w:r>
-      <w:r>
-        <w:t xml:space="preserve"> </w:t>
-      </w:r>
-      <w:r>
-        <w:rPr>
-          <w:bCs/>
-          <w:b/>
-        </w:rPr>
-        <w:t xml:space="preserve">Effective Date:</w:t>
-      </w:r>
-      <w:r>
-        <w:t xml:space="preserve"> </w:t>
-      </w:r>
-      <w:r>
-        <w:t xml:space="preserve">March 2026</w:t>
-      </w:r>
-      <w:r>
-        <w:t xml:space="preserve"> </w:t>
-      </w:r>
-      <w:r>
-        <w:rPr>
-          <w:bCs/>
-          <w:b/>
-        </w:rPr>
-        <w:t xml:space="preserve">Prepared By:</w:t>
-      </w:r>
-      <w:r>
-        <w:t xml:space="preserve"> </w:t>
-      </w:r>
-      <w:r>
-        <w:t xml:space="preserve">Technology Department</w:t>
-      </w:r>
-      <w:r>
-        <w:t xml:space="preserve"> </w:t>
-      </w:r>
-      <w:r>
-        <w:rPr>
-          <w:bCs/>
-          <w:b/>
-        </w:rPr>
-        <w:t xml:space="preserve">Approved By:</w:t>
-      </w:r>
-      <w:r>
-        <w:t xml:space="preserve"> </w:t>
-      </w:r>
-      <w:r>
-        <w:t xml:space="preserve">Managing Director / CEO</w:t>
-      </w:r>
-    </w:p>
-    <w:p>
-      <w:r>
-        <w:pict>
-          <v:rect style="width:0;height:1.5pt" o:hralign="center" o:hrstd="t" o:hr="t"/>
-        </w:pict>
-      </w:r>
-    </w:p>
-    <w:bookmarkEnd w:id="21"/>
-    <w:bookmarkEnd w:id="22"/>
-    <w:bookmarkStart w:id="23" w:name="table-of-contents"/>
+    <w:bookmarkStart w:id="20" w:name="table-of-contents"/>
     <w:p>
       <w:pPr>
         <w:pBdr>
@@ -689,8 +521,8 @@
         </w:pict>
       </w:r>
     </w:p>
-    <w:bookmarkEnd w:id="23"/>
-    <w:bookmarkStart w:id="24" w:name="license-policy"/>
+    <w:bookmarkEnd w:id="20"/>
+    <w:bookmarkStart w:id="21" w:name="license-policy"/>
     <w:p>
       <w:pPr>
         <w:pBdr>
@@ -792,8 +624,8 @@
         </w:pict>
       </w:r>
     </w:p>
-    <w:bookmarkEnd w:id="24"/>
-    <w:bookmarkStart w:id="28" w:name="identity-access-management"/>
+    <w:bookmarkEnd w:id="21"/>
+    <w:bookmarkStart w:id="25" w:name="identity-access-management"/>
     <w:p>
       <w:pPr>
         <w:pBdr>
@@ -822,7 +654,7 @@
         <w:t xml:space="preserve">2. IDENTITY &amp; ACCESS MANAGEMENT</w:t>
       </w:r>
     </w:p>
-    <w:bookmarkStart w:id="27" w:name="primary-keycloak"/>
+    <w:bookmarkStart w:id="24" w:name="primary-keycloak"/>
     <w:p>
       <w:pPr>
         <w:pStyle w:val="Heading3"/>
@@ -931,7 +763,7 @@
               <w:pStyle w:val="Compact"/>
               <w:jc w:val="left"/>
             </w:pPr>
-            <w:hyperlink r:id="rId25">
+            <w:hyperlink r:id="rId22">
               <w:r>
                 <w:rPr>
                   <w:rStyle w:val="Hyperlink"/>
@@ -972,7 +804,7 @@
               <w:pStyle w:val="Compact"/>
               <w:jc w:val="left"/>
             </w:pPr>
-            <w:hyperlink r:id="rId26">
+            <w:hyperlink r:id="rId23">
               <w:r>
                 <w:rPr>
                   <w:rStyle w:val="Hyperlink"/>
@@ -1189,9 +1021,9 @@
         </w:pict>
       </w:r>
     </w:p>
-    <w:bookmarkEnd w:id="27"/>
-    <w:bookmarkEnd w:id="28"/>
-    <w:bookmarkStart w:id="32" w:name="api-gateway-service-mesh"/>
+    <w:bookmarkEnd w:id="24"/>
+    <w:bookmarkEnd w:id="25"/>
+    <w:bookmarkStart w:id="29" w:name="api-gateway-service-mesh"/>
     <w:p>
       <w:pPr>
         <w:pBdr>
@@ -1220,7 +1052,7 @@
         <w:t xml:space="preserve">3. API GATEWAY &amp; SERVICE MESH</w:t>
       </w:r>
     </w:p>
-    <w:bookmarkStart w:id="31" w:name="primary-apache-apisix"/>
+    <w:bookmarkStart w:id="28" w:name="primary-apache-apisix"/>
     <w:p>
       <w:pPr>
         <w:pStyle w:val="Heading3"/>
@@ -1329,7 +1161,7 @@
               <w:pStyle w:val="Compact"/>
               <w:jc w:val="left"/>
             </w:pPr>
-            <w:hyperlink r:id="rId29">
+            <w:hyperlink r:id="rId26">
               <w:r>
                 <w:rPr>
                   <w:rStyle w:val="Hyperlink"/>
@@ -1370,7 +1202,7 @@
               <w:pStyle w:val="Compact"/>
               <w:jc w:val="left"/>
             </w:pPr>
-            <w:hyperlink r:id="rId30">
+            <w:hyperlink r:id="rId27">
               <w:r>
                 <w:rPr>
                   <w:rStyle w:val="Hyperlink"/>
@@ -1587,9 +1419,9 @@
         </w:pict>
       </w:r>
     </w:p>
-    <w:bookmarkEnd w:id="31"/>
-    <w:bookmarkEnd w:id="32"/>
-    <w:bookmarkStart w:id="36" w:name="e-commerce-marketplace"/>
+    <w:bookmarkEnd w:id="28"/>
+    <w:bookmarkEnd w:id="29"/>
+    <w:bookmarkStart w:id="33" w:name="e-commerce-marketplace"/>
     <w:p>
       <w:pPr>
         <w:pBdr>
@@ -1618,7 +1450,7 @@
         <w:t xml:space="preserve">4. E-COMMERCE / MARKETPLACE</w:t>
       </w:r>
     </w:p>
-    <w:bookmarkStart w:id="35" w:name="primary-medusa.js"/>
+    <w:bookmarkStart w:id="32" w:name="primary-medusa.js"/>
     <w:p>
       <w:pPr>
         <w:pStyle w:val="Heading3"/>
@@ -1727,7 +1559,7 @@
               <w:pStyle w:val="Compact"/>
               <w:jc w:val="left"/>
             </w:pPr>
-            <w:hyperlink r:id="rId33">
+            <w:hyperlink r:id="rId30">
               <w:r>
                 <w:rPr>
                   <w:rStyle w:val="Hyperlink"/>
@@ -1768,7 +1600,7 @@
               <w:pStyle w:val="Compact"/>
               <w:jc w:val="left"/>
             </w:pPr>
-            <w:hyperlink r:id="rId34">
+            <w:hyperlink r:id="rId31">
               <w:r>
                 <w:rPr>
                   <w:rStyle w:val="Hyperlink"/>
@@ -2027,9 +1859,9 @@
         </w:pict>
       </w:r>
     </w:p>
-    <w:bookmarkEnd w:id="35"/>
-    <w:bookmarkEnd w:id="36"/>
-    <w:bookmarkStart w:id="40" w:name="erp-accounting"/>
+    <w:bookmarkEnd w:id="32"/>
+    <w:bookmarkEnd w:id="33"/>
+    <w:bookmarkStart w:id="37" w:name="erp-accounting"/>
     <w:p>
       <w:pPr>
         <w:pBdr>
@@ -2058,7 +1890,7 @@
         <w:t xml:space="preserve">5. ERP / ACCOUNTING</w:t>
       </w:r>
     </w:p>
-    <w:bookmarkStart w:id="39" w:name="primary-erpnext"/>
+    <w:bookmarkStart w:id="36" w:name="primary-erpnext"/>
     <w:p>
       <w:pPr>
         <w:pStyle w:val="Heading3"/>
@@ -2167,7 +1999,7 @@
               <w:pStyle w:val="Compact"/>
               <w:jc w:val="left"/>
             </w:pPr>
-            <w:hyperlink r:id="rId37">
+            <w:hyperlink r:id="rId34">
               <w:r>
                 <w:rPr>
                   <w:rStyle w:val="Hyperlink"/>
@@ -2208,7 +2040,7 @@
               <w:pStyle w:val="Compact"/>
               <w:jc w:val="left"/>
             </w:pPr>
-            <w:hyperlink r:id="rId38">
+            <w:hyperlink r:id="rId35">
               <w:r>
                 <w:rPr>
                   <w:rStyle w:val="Hyperlink"/>
@@ -2491,9 +2323,9 @@
         </w:pict>
       </w:r>
     </w:p>
-    <w:bookmarkEnd w:id="39"/>
-    <w:bookmarkEnd w:id="40"/>
-    <w:bookmarkStart w:id="44" w:name="fintech-core-banking"/>
+    <w:bookmarkEnd w:id="36"/>
+    <w:bookmarkEnd w:id="37"/>
+    <w:bookmarkStart w:id="41" w:name="fintech-core-banking"/>
     <w:p>
       <w:pPr>
         <w:pBdr>
@@ -2522,7 +2354,7 @@
         <w:t xml:space="preserve">6. FINTECH / CORE BANKING</w:t>
       </w:r>
     </w:p>
-    <w:bookmarkStart w:id="43" w:name="primary-apache-fineract"/>
+    <w:bookmarkStart w:id="40" w:name="primary-apache-fineract"/>
     <w:p>
       <w:pPr>
         <w:pStyle w:val="Heading3"/>
@@ -2631,7 +2463,7 @@
               <w:pStyle w:val="Compact"/>
               <w:jc w:val="left"/>
             </w:pPr>
-            <w:hyperlink r:id="rId41">
+            <w:hyperlink r:id="rId38">
               <w:r>
                 <w:rPr>
                   <w:rStyle w:val="Hyperlink"/>
@@ -2672,7 +2504,7 @@
               <w:pStyle w:val="Compact"/>
               <w:jc w:val="left"/>
             </w:pPr>
-            <w:hyperlink r:id="rId42">
+            <w:hyperlink r:id="rId39">
               <w:r>
                 <w:rPr>
                   <w:rStyle w:val="Hyperlink"/>
@@ -2937,9 +2769,9 @@
         </w:pict>
       </w:r>
     </w:p>
-    <w:bookmarkEnd w:id="43"/>
-    <w:bookmarkEnd w:id="44"/>
-    <w:bookmarkStart w:id="48" w:name="logistics-routing"/>
+    <w:bookmarkEnd w:id="40"/>
+    <w:bookmarkEnd w:id="41"/>
+    <w:bookmarkStart w:id="45" w:name="logistics-routing"/>
     <w:p>
       <w:pPr>
         <w:pBdr>
@@ -2968,7 +2800,7 @@
         <w:t xml:space="preserve">7. LOGISTICS &amp; ROUTING</w:t>
       </w:r>
     </w:p>
-    <w:bookmarkStart w:id="47" w:name="primary-osrm-open-source-routing-machine"/>
+    <w:bookmarkStart w:id="44" w:name="primary-osrm-open-source-routing-machine"/>
     <w:p>
       <w:pPr>
         <w:pStyle w:val="Heading3"/>
@@ -3077,7 +2909,7 @@
               <w:pStyle w:val="Compact"/>
               <w:jc w:val="left"/>
             </w:pPr>
-            <w:hyperlink r:id="rId45">
+            <w:hyperlink r:id="rId42">
               <w:r>
                 <w:rPr>
                   <w:rStyle w:val="Hyperlink"/>
@@ -3118,7 +2950,7 @@
               <w:pStyle w:val="Compact"/>
               <w:jc w:val="left"/>
             </w:pPr>
-            <w:hyperlink r:id="rId46">
+            <w:hyperlink r:id="rId43">
               <w:r>
                 <w:rPr>
                   <w:rStyle w:val="Hyperlink"/>
@@ -3419,9 +3251,9 @@
         </w:pict>
       </w:r>
     </w:p>
-    <w:bookmarkEnd w:id="47"/>
-    <w:bookmarkEnd w:id="48"/>
-    <w:bookmarkStart w:id="52" w:name="iot-platform"/>
+    <w:bookmarkEnd w:id="44"/>
+    <w:bookmarkEnd w:id="45"/>
+    <w:bookmarkStart w:id="49" w:name="iot-platform"/>
     <w:p>
       <w:pPr>
         <w:pBdr>
@@ -3450,7 +3282,7 @@
         <w:t xml:space="preserve">8. IoT PLATFORM</w:t>
       </w:r>
     </w:p>
-    <w:bookmarkStart w:id="51" w:name="primary-thingsboard-community-edition"/>
+    <w:bookmarkStart w:id="48" w:name="primary-thingsboard-community-edition"/>
     <w:p>
       <w:pPr>
         <w:pStyle w:val="Heading3"/>
@@ -3559,7 +3391,7 @@
               <w:pStyle w:val="Compact"/>
               <w:jc w:val="left"/>
             </w:pPr>
-            <w:hyperlink r:id="rId49">
+            <w:hyperlink r:id="rId46">
               <w:r>
                 <w:rPr>
                   <w:rStyle w:val="Hyperlink"/>
@@ -3600,7 +3432,7 @@
               <w:pStyle w:val="Compact"/>
               <w:jc w:val="left"/>
             </w:pPr>
-            <w:hyperlink r:id="rId50">
+            <w:hyperlink r:id="rId47">
               <w:r>
                 <w:rPr>
                   <w:rStyle w:val="Hyperlink"/>
@@ -3909,9 +3741,9 @@
         </w:pict>
       </w:r>
     </w:p>
-    <w:bookmarkEnd w:id="51"/>
-    <w:bookmarkEnd w:id="52"/>
-    <w:bookmarkStart w:id="56" w:name="customer-support"/>
+    <w:bookmarkEnd w:id="48"/>
+    <w:bookmarkEnd w:id="49"/>
+    <w:bookmarkStart w:id="53" w:name="customer-support"/>
     <w:p>
       <w:pPr>
         <w:pBdr>
@@ -3940,7 +3772,7 @@
         <w:t xml:space="preserve">9. CUSTOMER SUPPORT</w:t>
       </w:r>
     </w:p>
-    <w:bookmarkStart w:id="55" w:name="primary-chatwoot"/>
+    <w:bookmarkStart w:id="52" w:name="primary-chatwoot"/>
     <w:p>
       <w:pPr>
         <w:pStyle w:val="Heading3"/>
@@ -4049,7 +3881,7 @@
               <w:pStyle w:val="Compact"/>
               <w:jc w:val="left"/>
             </w:pPr>
-            <w:hyperlink r:id="rId53">
+            <w:hyperlink r:id="rId50">
               <w:r>
                 <w:rPr>
                   <w:rStyle w:val="Hyperlink"/>
@@ -4090,7 +3922,7 @@
               <w:pStyle w:val="Compact"/>
               <w:jc w:val="left"/>
             </w:pPr>
-            <w:hyperlink r:id="rId54">
+            <w:hyperlink r:id="rId51">
               <w:r>
                 <w:rPr>
                   <w:rStyle w:val="Hyperlink"/>
@@ -4355,9 +4187,9 @@
         </w:pict>
       </w:r>
     </w:p>
-    <w:bookmarkEnd w:id="55"/>
-    <w:bookmarkEnd w:id="56"/>
-    <w:bookmarkStart w:id="60" w:name="workflow-automation"/>
+    <w:bookmarkEnd w:id="52"/>
+    <w:bookmarkEnd w:id="53"/>
+    <w:bookmarkStart w:id="57" w:name="workflow-automation"/>
     <w:p>
       <w:pPr>
         <w:pBdr>
@@ -4386,7 +4218,7 @@
         <w:t xml:space="preserve">10. WORKFLOW AUTOMATION</w:t>
       </w:r>
     </w:p>
-    <w:bookmarkStart w:id="59" w:name="primary-apache-airflow"/>
+    <w:bookmarkStart w:id="56" w:name="primary-apache-airflow"/>
     <w:p>
       <w:pPr>
         <w:pStyle w:val="Heading3"/>
@@ -4495,7 +4327,7 @@
               <w:pStyle w:val="Compact"/>
               <w:jc w:val="left"/>
             </w:pPr>
-            <w:hyperlink r:id="rId57">
+            <w:hyperlink r:id="rId54">
               <w:r>
                 <w:rPr>
                   <w:rStyle w:val="Hyperlink"/>
@@ -4536,7 +4368,7 @@
               <w:pStyle w:val="Compact"/>
               <w:jc w:val="left"/>
             </w:pPr>
-            <w:hyperlink r:id="rId58">
+            <w:hyperlink r:id="rId55">
               <w:r>
                 <w:rPr>
                   <w:rStyle w:val="Hyperlink"/>
@@ -4863,9 +4695,9 @@
         </w:pict>
       </w:r>
     </w:p>
-    <w:bookmarkEnd w:id="59"/>
-    <w:bookmarkEnd w:id="60"/>
-    <w:bookmarkStart w:id="64" w:name="business-intelligence-analytics"/>
+    <w:bookmarkEnd w:id="56"/>
+    <w:bookmarkEnd w:id="57"/>
+    <w:bookmarkStart w:id="61" w:name="business-intelligence-analytics"/>
     <w:p>
       <w:pPr>
         <w:pBdr>
@@ -4894,7 +4726,7 @@
         <w:t xml:space="preserve">11. BUSINESS INTELLIGENCE &amp; ANALYTICS</w:t>
       </w:r>
     </w:p>
-    <w:bookmarkStart w:id="63" w:name="primary-apache-superset"/>
+    <w:bookmarkStart w:id="60" w:name="primary-apache-superset"/>
     <w:p>
       <w:pPr>
         <w:pStyle w:val="Heading3"/>
@@ -5003,7 +4835,7 @@
               <w:pStyle w:val="Compact"/>
               <w:jc w:val="left"/>
             </w:pPr>
-            <w:hyperlink r:id="rId61">
+            <w:hyperlink r:id="rId58">
               <w:r>
                 <w:rPr>
                   <w:rStyle w:val="Hyperlink"/>
@@ -5044,7 +4876,7 @@
               <w:pStyle w:val="Compact"/>
               <w:jc w:val="left"/>
             </w:pPr>
-            <w:hyperlink r:id="rId62">
+            <w:hyperlink r:id="rId59">
               <w:r>
                 <w:rPr>
                   <w:rStyle w:val="Hyperlink"/>
@@ -5334,9 +5166,9 @@
         </w:pict>
       </w:r>
     </w:p>
-    <w:bookmarkEnd w:id="63"/>
-    <w:bookmarkEnd w:id="64"/>
-    <w:bookmarkStart w:id="79" w:name="aiml-infrastructure"/>
+    <w:bookmarkEnd w:id="60"/>
+    <w:bookmarkEnd w:id="61"/>
+    <w:bookmarkStart w:id="76" w:name="aiml-infrastructure"/>
     <w:p>
       <w:pPr>
         <w:pBdr>
@@ -5365,7 +5197,7 @@
         <w:t xml:space="preserve">12. AI/ML INFRASTRUCTURE</w:t>
       </w:r>
     </w:p>
-    <w:bookmarkStart w:id="68" w:name="model-serving"/>
+    <w:bookmarkStart w:id="65" w:name="model-serving"/>
     <w:p>
       <w:pPr>
         <w:pStyle w:val="Heading3"/>
@@ -5550,7 +5382,7 @@
               <w:pStyle w:val="Compact"/>
               <w:jc w:val="left"/>
             </w:pPr>
-            <w:hyperlink r:id="rId65">
+            <w:hyperlink r:id="rId62">
               <w:r>
                 <w:rPr>
                   <w:rStyle w:val="Hyperlink"/>
@@ -5627,7 +5459,7 @@
               <w:pStyle w:val="Compact"/>
               <w:jc w:val="left"/>
             </w:pPr>
-            <w:hyperlink r:id="rId66">
+            <w:hyperlink r:id="rId63">
               <w:r>
                 <w:rPr>
                   <w:rStyle w:val="Hyperlink"/>
@@ -5704,7 +5536,7 @@
               <w:pStyle w:val="Compact"/>
               <w:jc w:val="left"/>
             </w:pPr>
-            <w:hyperlink r:id="rId67">
+            <w:hyperlink r:id="rId64">
               <w:r>
                 <w:rPr>
                   <w:rStyle w:val="Hyperlink"/>
@@ -5716,8 +5548,8 @@
         </w:tc>
       </w:tr>
     </w:tbl>
-    <w:bookmarkEnd w:id="68"/>
-    <w:bookmarkStart w:id="73" w:name="ai-frameworks"/>
+    <w:bookmarkEnd w:id="65"/>
+    <w:bookmarkStart w:id="70" w:name="ai-frameworks"/>
     <w:p>
       <w:pPr>
         <w:pStyle w:val="Heading3"/>
@@ -5902,7 +5734,7 @@
               <w:pStyle w:val="Compact"/>
               <w:jc w:val="left"/>
             </w:pPr>
-            <w:hyperlink r:id="rId69">
+            <w:hyperlink r:id="rId66">
               <w:r>
                 <w:rPr>
                   <w:rStyle w:val="Hyperlink"/>
@@ -5979,7 +5811,7 @@
               <w:pStyle w:val="Compact"/>
               <w:jc w:val="left"/>
             </w:pPr>
-            <w:hyperlink r:id="rId70">
+            <w:hyperlink r:id="rId67">
               <w:r>
                 <w:rPr>
                   <w:rStyle w:val="Hyperlink"/>
@@ -6056,7 +5888,7 @@
               <w:pStyle w:val="Compact"/>
               <w:jc w:val="left"/>
             </w:pPr>
-            <w:hyperlink r:id="rId71">
+            <w:hyperlink r:id="rId68">
               <w:r>
                 <w:rPr>
                   <w:rStyle w:val="Hyperlink"/>
@@ -6133,7 +5965,7 @@
               <w:pStyle w:val="Compact"/>
               <w:jc w:val="left"/>
             </w:pPr>
-            <w:hyperlink r:id="rId72">
+            <w:hyperlink r:id="rId69">
               <w:r>
                 <w:rPr>
                   <w:rStyle w:val="Hyperlink"/>
@@ -6145,8 +5977,8 @@
         </w:tc>
       </w:tr>
     </w:tbl>
-    <w:bookmarkEnd w:id="73"/>
-    <w:bookmarkStart w:id="78" w:name="ml-libraries"/>
+    <w:bookmarkEnd w:id="70"/>
+    <w:bookmarkStart w:id="75" w:name="ml-libraries"/>
     <w:p>
       <w:pPr>
         <w:pStyle w:val="Heading3"/>
@@ -6331,7 +6163,7 @@
               <w:pStyle w:val="Compact"/>
               <w:jc w:val="left"/>
             </w:pPr>
-            <w:hyperlink r:id="rId74">
+            <w:hyperlink r:id="rId71">
               <w:r>
                 <w:rPr>
                   <w:rStyle w:val="Hyperlink"/>
@@ -6408,7 +6240,7 @@
               <w:pStyle w:val="Compact"/>
               <w:jc w:val="left"/>
             </w:pPr>
-            <w:hyperlink r:id="rId75">
+            <w:hyperlink r:id="rId72">
               <w:r>
                 <w:rPr>
                   <w:rStyle w:val="Hyperlink"/>
@@ -6485,7 +6317,7 @@
               <w:pStyle w:val="Compact"/>
               <w:jc w:val="left"/>
             </w:pPr>
-            <w:hyperlink r:id="rId76">
+            <w:hyperlink r:id="rId73">
               <w:r>
                 <w:rPr>
                   <w:rStyle w:val="Hyperlink"/>
@@ -6562,7 +6394,7 @@
               <w:pStyle w:val="Compact"/>
               <w:jc w:val="left"/>
             </w:pPr>
-            <w:hyperlink r:id="rId77">
+            <w:hyperlink r:id="rId74">
               <w:r>
                 <w:rPr>
                   <w:rStyle w:val="Hyperlink"/>
@@ -6659,9 +6491,9 @@
         </w:pict>
       </w:r>
     </w:p>
-    <w:bookmarkEnd w:id="78"/>
-    <w:bookmarkEnd w:id="79"/>
-    <w:bookmarkStart w:id="83" w:name="vector-database"/>
+    <w:bookmarkEnd w:id="75"/>
+    <w:bookmarkEnd w:id="76"/>
+    <w:bookmarkStart w:id="80" w:name="vector-database"/>
     <w:p>
       <w:pPr>
         <w:pBdr>
@@ -6690,7 +6522,7 @@
         <w:t xml:space="preserve">13. VECTOR DATABASE</w:t>
       </w:r>
     </w:p>
-    <w:bookmarkStart w:id="82" w:name="primary-qdrant"/>
+    <w:bookmarkStart w:id="79" w:name="primary-qdrant"/>
     <w:p>
       <w:pPr>
         <w:pStyle w:val="Heading3"/>
@@ -6799,7 +6631,7 @@
               <w:pStyle w:val="Compact"/>
               <w:jc w:val="left"/>
             </w:pPr>
-            <w:hyperlink r:id="rId80">
+            <w:hyperlink r:id="rId77">
               <w:r>
                 <w:rPr>
                   <w:rStyle w:val="Hyperlink"/>
@@ -6840,7 +6672,7 @@
               <w:pStyle w:val="Compact"/>
               <w:jc w:val="left"/>
             </w:pPr>
-            <w:hyperlink r:id="rId81">
+            <w:hyperlink r:id="rId78">
               <w:r>
                 <w:rPr>
                   <w:rStyle w:val="Hyperlink"/>
@@ -7111,9 +6943,9 @@
         </w:pict>
       </w:r>
     </w:p>
-    <w:bookmarkEnd w:id="82"/>
-    <w:bookmarkEnd w:id="83"/>
-    <w:bookmarkStart w:id="89" w:name="databases"/>
+    <w:bookmarkEnd w:id="79"/>
+    <w:bookmarkEnd w:id="80"/>
+    <w:bookmarkStart w:id="86" w:name="databases"/>
     <w:p>
       <w:pPr>
         <w:pBdr>
@@ -7142,7 +6974,7 @@
         <w:t xml:space="preserve">14. DATABASES</w:t>
       </w:r>
     </w:p>
-    <w:bookmarkStart w:id="88" w:name="primary-stack"/>
+    <w:bookmarkStart w:id="85" w:name="primary-stack"/>
     <w:p>
       <w:pPr>
         <w:pStyle w:val="Heading3"/>
@@ -7327,7 +7159,7 @@
               <w:pStyle w:val="Compact"/>
               <w:jc w:val="left"/>
             </w:pPr>
-            <w:hyperlink r:id="rId84">
+            <w:hyperlink r:id="rId81">
               <w:r>
                 <w:rPr>
                   <w:rStyle w:val="Hyperlink"/>
@@ -7404,7 +7236,7 @@
               <w:pStyle w:val="Compact"/>
               <w:jc w:val="left"/>
             </w:pPr>
-            <w:hyperlink r:id="rId85">
+            <w:hyperlink r:id="rId82">
               <w:r>
                 <w:rPr>
                   <w:rStyle w:val="Hyperlink"/>
@@ -7481,7 +7313,7 @@
               <w:pStyle w:val="Compact"/>
               <w:jc w:val="left"/>
             </w:pPr>
-            <w:hyperlink r:id="rId86">
+            <w:hyperlink r:id="rId83">
               <w:r>
                 <w:rPr>
                   <w:rStyle w:val="Hyperlink"/>
@@ -7558,7 +7390,7 @@
               <w:pStyle w:val="Compact"/>
               <w:jc w:val="left"/>
             </w:pPr>
-            <w:hyperlink r:id="rId87">
+            <w:hyperlink r:id="rId84">
               <w:r>
                 <w:rPr>
                   <w:rStyle w:val="Hyperlink"/>
@@ -7721,9 +7553,9 @@
         </w:pict>
       </w:r>
     </w:p>
-    <w:bookmarkEnd w:id="88"/>
-    <w:bookmarkEnd w:id="89"/>
-    <w:bookmarkStart w:id="94" w:name="message-queue-event-streaming"/>
+    <w:bookmarkEnd w:id="85"/>
+    <w:bookmarkEnd w:id="86"/>
+    <w:bookmarkStart w:id="91" w:name="message-queue-event-streaming"/>
     <w:p>
       <w:pPr>
         <w:pBdr>
@@ -7752,7 +7584,7 @@
         <w:t xml:space="preserve">15. MESSAGE QUEUE / EVENT STREAMING</w:t>
       </w:r>
     </w:p>
-    <w:bookmarkStart w:id="93" w:name="primary-apache-kafka"/>
+    <w:bookmarkStart w:id="90" w:name="primary-apache-kafka"/>
     <w:p>
       <w:pPr>
         <w:pStyle w:val="Heading3"/>
@@ -7861,7 +7693,7 @@
               <w:pStyle w:val="Compact"/>
               <w:jc w:val="left"/>
             </w:pPr>
-            <w:hyperlink r:id="rId90">
+            <w:hyperlink r:id="rId87">
               <w:r>
                 <w:rPr>
                   <w:rStyle w:val="Hyperlink"/>
@@ -7902,7 +7734,7 @@
               <w:pStyle w:val="Compact"/>
               <w:jc w:val="left"/>
             </w:pPr>
-            <w:hyperlink r:id="rId91">
+            <w:hyperlink r:id="rId88">
               <w:r>
                 <w:rPr>
                   <w:rStyle w:val="Hyperlink"/>
@@ -8174,7 +8006,7 @@
               <w:pStyle w:val="Compact"/>
               <w:jc w:val="left"/>
             </w:pPr>
-            <w:hyperlink r:id="rId92">
+            <w:hyperlink r:id="rId89">
               <w:r>
                 <w:rPr>
                   <w:rStyle w:val="Hyperlink"/>
@@ -8323,9 +8155,9 @@
         </w:pict>
       </w:r>
     </w:p>
-    <w:bookmarkEnd w:id="93"/>
-    <w:bookmarkEnd w:id="94"/>
-    <w:bookmarkStart w:id="101" w:name="mapping-geospatial"/>
+    <w:bookmarkEnd w:id="90"/>
+    <w:bookmarkEnd w:id="91"/>
+    <w:bookmarkStart w:id="98" w:name="mapping-geospatial"/>
     <w:p>
       <w:pPr>
         <w:pBdr>
@@ -8354,7 +8186,7 @@
         <w:t xml:space="preserve">16. MAPPING &amp; GEOSPATIAL</w:t>
       </w:r>
     </w:p>
-    <w:bookmarkStart w:id="100" w:name="pmap-amap-platform-stack"/>
+    <w:bookmarkStart w:id="97" w:name="pmap-amap-platform-stack"/>
     <w:p>
       <w:pPr>
         <w:pStyle w:val="Heading3"/>
@@ -8539,7 +8371,7 @@
               <w:pStyle w:val="Compact"/>
               <w:jc w:val="left"/>
             </w:pPr>
-            <w:hyperlink r:id="rId95">
+            <w:hyperlink r:id="rId92">
               <w:r>
                 <w:rPr>
                   <w:rStyle w:val="Hyperlink"/>
@@ -8616,7 +8448,7 @@
               <w:pStyle w:val="Compact"/>
               <w:jc w:val="left"/>
             </w:pPr>
-            <w:hyperlink r:id="rId96">
+            <w:hyperlink r:id="rId93">
               <w:r>
                 <w:rPr>
                   <w:rStyle w:val="Hyperlink"/>
@@ -8693,7 +8525,7 @@
               <w:pStyle w:val="Compact"/>
               <w:jc w:val="left"/>
             </w:pPr>
-            <w:hyperlink r:id="rId97">
+            <w:hyperlink r:id="rId94">
               <w:r>
                 <w:rPr>
                   <w:rStyle w:val="Hyperlink"/>
@@ -8770,7 +8602,7 @@
               <w:pStyle w:val="Compact"/>
               <w:jc w:val="left"/>
             </w:pPr>
-            <w:hyperlink r:id="rId98">
+            <w:hyperlink r:id="rId95">
               <w:r>
                 <w:rPr>
                   <w:rStyle w:val="Hyperlink"/>
@@ -8847,7 +8679,7 @@
               <w:pStyle w:val="Compact"/>
               <w:jc w:val="left"/>
             </w:pPr>
-            <w:hyperlink r:id="rId99">
+            <w:hyperlink r:id="rId96">
               <w:r>
                 <w:rPr>
                   <w:rStyle w:val="Hyperlink"/>
@@ -8924,7 +8756,7 @@
               <w:pStyle w:val="Compact"/>
               <w:jc w:val="left"/>
             </w:pPr>
-            <w:hyperlink r:id="rId45">
+            <w:hyperlink r:id="rId42">
               <w:r>
                 <w:rPr>
                   <w:rStyle w:val="Hyperlink"/>
@@ -8985,9 +8817,9 @@
         </w:pict>
       </w:r>
     </w:p>
-    <w:bookmarkEnd w:id="100"/>
-    <w:bookmarkEnd w:id="101"/>
-    <w:bookmarkStart w:id="105" w:name="procurement-tendering"/>
+    <w:bookmarkEnd w:id="97"/>
+    <w:bookmarkEnd w:id="98"/>
+    <w:bookmarkStart w:id="102" w:name="procurement-tendering"/>
     <w:p>
       <w:pPr>
         <w:pBdr>
@@ -9016,7 +8848,7 @@
         <w:t xml:space="preserve">17. PROCUREMENT / TENDERING</w:t>
       </w:r>
     </w:p>
-    <w:bookmarkStart w:id="104" w:name="primary-openprocurement"/>
+    <w:bookmarkStart w:id="101" w:name="primary-openprocurement"/>
     <w:p>
       <w:pPr>
         <w:pStyle w:val="Heading3"/>
@@ -9125,7 +8957,7 @@
               <w:pStyle w:val="Compact"/>
               <w:jc w:val="left"/>
             </w:pPr>
-            <w:hyperlink r:id="rId102">
+            <w:hyperlink r:id="rId99">
               <w:r>
                 <w:rPr>
                   <w:rStyle w:val="Hyperlink"/>
@@ -9166,7 +8998,7 @@
               <w:pStyle w:val="Compact"/>
               <w:jc w:val="left"/>
             </w:pPr>
-            <w:hyperlink r:id="rId103">
+            <w:hyperlink r:id="rId100">
               <w:r>
                 <w:rPr>
                   <w:rStyle w:val="Hyperlink"/>
@@ -9341,9 +9173,9 @@
         </w:pict>
       </w:r>
     </w:p>
-    <w:bookmarkEnd w:id="104"/>
-    <w:bookmarkEnd w:id="105"/>
-    <w:bookmarkStart w:id="109" w:name="cms-content-management"/>
+    <w:bookmarkEnd w:id="101"/>
+    <w:bookmarkEnd w:id="102"/>
+    <w:bookmarkStart w:id="106" w:name="cms-content-management"/>
     <w:p>
       <w:pPr>
         <w:pBdr>
@@ -9372,7 +9204,7 @@
         <w:t xml:space="preserve">18. CMS / CONTENT MANAGEMENT</w:t>
       </w:r>
     </w:p>
-    <w:bookmarkStart w:id="108" w:name="primary-strapi"/>
+    <w:bookmarkStart w:id="105" w:name="primary-strapi"/>
     <w:p>
       <w:pPr>
         <w:pStyle w:val="Heading3"/>
@@ -9481,7 +9313,7 @@
               <w:pStyle w:val="Compact"/>
               <w:jc w:val="left"/>
             </w:pPr>
-            <w:hyperlink r:id="rId106">
+            <w:hyperlink r:id="rId103">
               <w:r>
                 <w:rPr>
                   <w:rStyle w:val="Hyperlink"/>
@@ -9522,7 +9354,7 @@
               <w:pStyle w:val="Compact"/>
               <w:jc w:val="left"/>
             </w:pPr>
-            <w:hyperlink r:id="rId107">
+            <w:hyperlink r:id="rId104">
               <w:r>
                 <w:rPr>
                   <w:rStyle w:val="Hyperlink"/>
@@ -9703,9 +9535,9 @@
         </w:pict>
       </w:r>
     </w:p>
-    <w:bookmarkEnd w:id="108"/>
-    <w:bookmarkEnd w:id="109"/>
-    <w:bookmarkStart w:id="115" w:name="monitoring-observability"/>
+    <w:bookmarkEnd w:id="105"/>
+    <w:bookmarkEnd w:id="106"/>
+    <w:bookmarkStart w:id="112" w:name="monitoring-observability"/>
     <w:p>
       <w:pPr>
         <w:pBdr>
@@ -9902,7 +9734,7 @@
               <w:pStyle w:val="Compact"/>
               <w:jc w:val="left"/>
             </w:pPr>
-            <w:hyperlink r:id="rId110">
+            <w:hyperlink r:id="rId107">
               <w:r>
                 <w:rPr>
                   <w:rStyle w:val="Hyperlink"/>
@@ -9979,7 +9811,7 @@
               <w:pStyle w:val="Compact"/>
               <w:jc w:val="left"/>
             </w:pPr>
-            <w:hyperlink r:id="rId111">
+            <w:hyperlink r:id="rId108">
               <w:r>
                 <w:rPr>
                   <w:rStyle w:val="Hyperlink"/>
@@ -10056,7 +9888,7 @@
               <w:pStyle w:val="Compact"/>
               <w:jc w:val="left"/>
             </w:pPr>
-            <w:hyperlink r:id="rId112">
+            <w:hyperlink r:id="rId109">
               <w:r>
                 <w:rPr>
                   <w:rStyle w:val="Hyperlink"/>
@@ -10133,7 +9965,7 @@
               <w:pStyle w:val="Compact"/>
               <w:jc w:val="left"/>
             </w:pPr>
-            <w:hyperlink r:id="rId113">
+            <w:hyperlink r:id="rId110">
               <w:r>
                 <w:rPr>
                   <w:rStyle w:val="Hyperlink"/>
@@ -10210,7 +10042,7 @@
               <w:pStyle w:val="Compact"/>
               <w:jc w:val="left"/>
             </w:pPr>
-            <w:hyperlink r:id="rId114">
+            <w:hyperlink r:id="rId111">
               <w:r>
                 <w:rPr>
                   <w:rStyle w:val="Hyperlink"/>
@@ -10251,8 +10083,8 @@
         </w:pict>
       </w:r>
     </w:p>
-    <w:bookmarkEnd w:id="115"/>
-    <w:bookmarkStart w:id="120" w:name="container-orchestration"/>
+    <w:bookmarkEnd w:id="112"/>
+    <w:bookmarkStart w:id="117" w:name="container-orchestration"/>
     <w:p>
       <w:pPr>
         <w:pBdr>
@@ -10449,7 +10281,7 @@
               <w:pStyle w:val="Compact"/>
               <w:jc w:val="left"/>
             </w:pPr>
-            <w:hyperlink r:id="rId116">
+            <w:hyperlink r:id="rId113">
               <w:r>
                 <w:rPr>
                   <w:rStyle w:val="Hyperlink"/>
@@ -10526,7 +10358,7 @@
               <w:pStyle w:val="Compact"/>
               <w:jc w:val="left"/>
             </w:pPr>
-            <w:hyperlink r:id="rId117">
+            <w:hyperlink r:id="rId114">
               <w:r>
                 <w:rPr>
                   <w:rStyle w:val="Hyperlink"/>
@@ -10603,7 +10435,7 @@
               <w:pStyle w:val="Compact"/>
               <w:jc w:val="left"/>
             </w:pPr>
-            <w:hyperlink r:id="rId118">
+            <w:hyperlink r:id="rId115">
               <w:r>
                 <w:rPr>
                   <w:rStyle w:val="Hyperlink"/>
@@ -10680,7 +10512,7 @@
               <w:pStyle w:val="Compact"/>
               <w:jc w:val="left"/>
             </w:pPr>
-            <w:hyperlink r:id="rId119">
+            <w:hyperlink r:id="rId116">
               <w:r>
                 <w:rPr>
                   <w:rStyle w:val="Hyperlink"/>
@@ -10777,8 +10609,8 @@
         </w:pict>
       </w:r>
     </w:p>
-    <w:bookmarkEnd w:id="120"/>
-    <w:bookmarkStart w:id="124" w:name="cicd"/>
+    <w:bookmarkEnd w:id="117"/>
+    <w:bookmarkStart w:id="121" w:name="cicd"/>
     <w:p>
       <w:pPr>
         <w:pBdr>
@@ -10975,7 +10807,7 @@
               <w:pStyle w:val="Compact"/>
               <w:jc w:val="left"/>
             </w:pPr>
-            <w:hyperlink r:id="rId121">
+            <w:hyperlink r:id="rId118">
               <w:r>
                 <w:rPr>
                   <w:rStyle w:val="Hyperlink"/>
@@ -11052,7 +10884,7 @@
               <w:pStyle w:val="Compact"/>
               <w:jc w:val="left"/>
             </w:pPr>
-            <w:hyperlink r:id="rId122">
+            <w:hyperlink r:id="rId119">
               <w:r>
                 <w:rPr>
                   <w:rStyle w:val="Hyperlink"/>
@@ -11129,7 +10961,7 @@
               <w:pStyle w:val="Compact"/>
               <w:jc w:val="left"/>
             </w:pPr>
-            <w:hyperlink r:id="rId123">
+            <w:hyperlink r:id="rId120">
               <w:r>
                 <w:rPr>
                   <w:rStyle w:val="Hyperlink"/>
@@ -11178,8 +11010,8 @@
         </w:pict>
       </w:r>
     </w:p>
-    <w:bookmarkEnd w:id="124"/>
-    <w:bookmarkStart w:id="125" w:name="license-replacements-summary"/>
+    <w:bookmarkEnd w:id="121"/>
+    <w:bookmarkStart w:id="122" w:name="license-replacements-summary"/>
     <w:p>
       <w:pPr>
         <w:pBdr>
@@ -12018,8 +11850,8 @@
         </w:pict>
       </w:r>
     </w:p>
-    <w:bookmarkEnd w:id="125"/>
-    <w:bookmarkStart w:id="126" w:name="integration-map"/>
+    <w:bookmarkEnd w:id="122"/>
+    <w:bookmarkStart w:id="123" w:name="integration-map"/>
     <w:p>
       <w:pPr>
         <w:pBdr>
@@ -12582,16 +12414,8 @@
         <w:t xml:space="preserve">This document is confidential to PECH Group Holdings Ltd. Last updated: March 2026.</w:t>
       </w:r>
     </w:p>
-    <w:bookmarkEnd w:id="126"/>
-    <w:bookmarkEnd w:id="127"/>
-    <w:sectPr>
-      <w:pgBorders w:offsetFrom="page">
-        <w:top w:val="single" w:sz="18" w:space="24" w:color="00BFFF"/>
-        <w:left w:val="single" w:sz="18" w:space="24" w:color="0099CC"/>
-        <w:bottom w:val="single" w:sz="18" w:space="24" w:color="F5A623"/>
-        <w:right w:val="single" w:sz="18" w:space="24" w:color="E08A00"/>
-      </w:pgBorders>
-    </w:sectPr>
+    <w:bookmarkEnd w:id="123"/>
+    <w:sectPr/>
     <w:p>
       <w:pPr>
         <w:pBdr>
